--- a/public/templates/manual-instrucoes.docx
+++ b/public/templates/manual-instrucoes.docx
@@ -677,7 +677,7 @@
           <w:sz w:val="22"/>
           <w:szCs w:val="22"/>
         </w:rPr>
-        <w:t xml:space="preserve">Se preferir que a ēloSites faça essa conexão por você: é só avisar quando comprar o domínio (nome do provedor utilizado e, se necessário, um acesso temporário) que a configuração de DNS e do certificado de segurança (HTTPS) é feita certinha. O valor dessa configuração, se houver, é combinado conforme o caso — podendo ser sem custo adicional, a critério da ēloSites.</w:t>
+        <w:t xml:space="preserve">Se preferir que a ēloSites faça essa conexão por você: é só avisar quando comprar o domínio (nome do provedor utilizado e, se necessário, um acesso temporário) que a configuração de DNS e do certificado de segurança (HTTPS) é feita certinha. Se essa configuração estiver prevista no escopo aprovado no seu orçamento/contrato, ela já está inclusa, sem cobrança adicional específica. Configurações ou migrações fora do escopo aprovado poderão ser objeto de orçamento separado.</w:t>
       </w:r>
     </w:p>
     <w:p>
